--- a/Paladin_Compliance_1.11_Governance_Evidence_Integrity_and_Traceability.docx
+++ b/Paladin_Compliance_1.11_Governance_Evidence_Integrity_and_Traceability.docx
@@ -69,7 +69,7 @@
           <w:color w:val="2F3A4A"/>
           <w:sz w:val="20"/>
         </w:rPr>
-        <w:t>The evidence discipline described in this section is designed to support audit defensibility, executive decision survivability, customer and partner assurance, and governance accountability under changing operational conditions. It recognizes that evidence often decays silently: screenshots detach from their systems of origin, exports lose lineage, dashboards become trusted after their scope changes, and institutional memory migrates into a small number of individuals who know why an artifact exists.</w:t>
+        <w:t>The evidence discipline described in this section is designed to support audit defensibility, executive decision survivability, customer and partner confidence, and governance accountability under changing operational conditions. It recognizes that evidence often decays silently: screenshots detach from their systems of origin, exports lose lineage, dashboards become trusted after their scope changes, and institutional memory migrates into a small number of individuals who know why an artifact exists.</w:t>
       </w:r>
     </w:p>
     <w:p>
@@ -178,7 +178,7 @@
           <w:color w:val="2F3A4A"/>
           <w:sz w:val="19"/>
         </w:rPr>
-        <w:t>Evidence that depends on undocumented assumptions, personal memory, inaccessible systems, or unrepeatable transformations cannot reliably support later challenge, escalation, or external assurance.</w:t>
+        <w:t>Evidence that depends on undocumented assumptions, personal memory, inaccessible systems, or unrepeatable transformations cannot reliably support later challenge, escalation, or external confidence.</w:t>
       </w:r>
     </w:p>
     <w:p>
@@ -1667,7 +1667,7 @@
                 <w:color w:val="2F3A4A"/>
                 <w:sz w:val="14"/>
               </w:rPr>
-              <w:t>A customer-facing verification statement remains available even though the supporting attestation process has not operated reliably for two cycles.</w:t>
+              <w:t>A customer-facing documentation statement remains available even though the supporting attestation process has not operated reliably for two cycles.</w:t>
             </w:r>
           </w:p>
         </w:tc>
@@ -5670,7 +5670,7 @@
                 <w:color w:val="2F3A4A"/>
                 <w:sz w:val="14"/>
               </w:rPr>
-              <w:t>A verification page continues to reference a prior governance posture after a platform migration changed the control population.</w:t>
+              <w:t>A registry record page continues to reference a prior governance posture after a platform migration changed the control population.</w:t>
             </w:r>
           </w:p>
         </w:tc>
@@ -12187,7 +12187,7 @@
                 <w:color w:val="2F3A4A"/>
                 <w:sz w:val="14"/>
               </w:rPr>
-              <w:t>Customer challenge to a prior assurance statement</w:t>
+              <w:t>Customer challenge to a prior confidence statement</w:t>
             </w:r>
           </w:p>
         </w:tc>
@@ -19146,7 +19146,7 @@
                 <w:color w:val="2F3A4A"/>
                 <w:sz w:val="14"/>
               </w:rPr>
-              <w:t>Representation text, response package, assurance statement, verification record, or reporting deck.</w:t>
+              <w:t>Representation text, response package, confidence statement, registry record, or reporting deck.</w:t>
             </w:r>
           </w:p>
         </w:tc>
@@ -19355,7 +19355,7 @@
                 <w:color w:val="2F3A4A"/>
                 <w:sz w:val="14"/>
               </w:rPr>
-              <w:t>A verification statement remains live after the source control changes during platform consolidation.</w:t>
+              <w:t>A documentation statement remains live after the source control changes during platform consolidation.</w:t>
             </w:r>
           </w:p>
         </w:tc>
@@ -19931,7 +19931,7 @@
                 <w:color w:val="2F3A4A"/>
                 <w:sz w:val="14"/>
               </w:rPr>
-              <w:t>Reliance may convert stale evidence into false assurance.</w:t>
+              <w:t>Reliance may convert stale evidence into false confidence.</w:t>
             </w:r>
           </w:p>
         </w:tc>
@@ -20916,7 +20916,7 @@
                 <w:color w:val="2F3A4A"/>
                 <w:sz w:val="14"/>
               </w:rPr>
-              <w:t>Customer assurance response</w:t>
+              <w:t>Customer response</w:t>
             </w:r>
           </w:p>
         </w:tc>
@@ -21616,7 +21616,7 @@
                 <w:color w:val="2F3A4A"/>
                 <w:sz w:val="14"/>
               </w:rPr>
-              <w:t>Public verification surface</w:t>
+              <w:t>Public registry record surface</w:t>
             </w:r>
           </w:p>
         </w:tc>
@@ -21684,7 +21684,7 @@
                 <w:color w:val="2F3A4A"/>
                 <w:sz w:val="14"/>
               </w:rPr>
-              <w:t>Verification content remains accessible after the maintenance process has stopped operating reliably.</w:t>
+              <w:t>Documentation content remains accessible after the maintenance process has stopped operating reliably.</w:t>
             </w:r>
           </w:p>
         </w:tc>
@@ -22242,7 +22242,7 @@
           <w:color w:val="2F3A4A"/>
           <w:sz w:val="20"/>
         </w:rPr>
-        <w:t>Evidence used for executive reporting, customer assurance, partner diligence, public verification, assessment support, remediation closure, or residual-risk acceptance shall be reviewed for freshness, sufficiency, lineage, and reconstruction capability before reliance. Stale, orphaned, AI-transformed, or undocumented evidence shall be identified in the governance record with its limitation and disposition.</w:t>
+        <w:t>Evidence used for executive reporting, customer confidence, partner diligence, public registry record, assessment support, remediation closure, or residual-risk acceptance shall be reviewed for freshness, sufficiency, lineage, and reconstruction capability before reliance. Stale, orphaned, AI-transformed, or undocumented evidence shall be identified in the governance record with its limitation and disposition.</w:t>
       </w:r>
     </w:p>
     <w:p>
